--- a/public/Himanshu_Gupta_Resume.docx
+++ b/public/Himanshu_Gupta_Resume.docx
@@ -46,7 +46,7 @@
         </w:rPr>
         <w:t xml:space="preserve"> | </w:t>
       </w:r>
-      <w:hyperlink r:id="rId10">
+      <w:hyperlink r:id="rId11">
         <w:r>
           <w:rPr>
             <w:color w:val="0563C1"/>
